--- a/Computer Engineering, Software Engineering, Computer systems & their softwares/Annexes/CVs/CV_Department of Mathematical Modeling and Computer Science/CV inglizcha A.Mamatkabilov.docx
+++ b/Computer Engineering, Software Engineering, Computer systems & their softwares/Annexes/CVs/CV_Department of Mathematical Modeling and Computer Science/CV inglizcha A.Mamatkabilov.docx
@@ -938,7 +938,7 @@
                 <w:bCs/>
                 <w:iCs/>
               </w:rPr>
-              <w:t>Bachelor</w:t>
+              <w:t>Bakalavr</w:t>
             </w:r>
           </w:p>
         </w:tc>
@@ -1553,14 +1553,13 @@
                 <w:rFonts w:asciiTheme="minorBidi" w:hAnsiTheme="minorBidi"/>
                 <w:lang w:val="en-US"/>
               </w:rPr>
-              <w:t>T</w:t>
-            </w:r>
-            <w:r>
-              <w:rPr>
-                <w:rFonts w:asciiTheme="minorBidi" w:hAnsiTheme="minorBidi"/>
-                <w:lang w:val="en-US"/>
-              </w:rPr>
-              <w:t>eacher</w:t>
+              <w:t>O'qituvchi</w:t>
+            </w:r>
+            <w:r>
+              <w:rPr>
+                <w:rFonts w:asciiTheme="minorBidi" w:hAnsiTheme="minorBidi"/>
+                <w:lang w:val="en-US"/>
+              </w:rPr>
             </w:r>
           </w:p>
         </w:tc>
@@ -2960,7 +2959,7 @@
                 <w:b/>
                 <w:bCs/>
               </w:rPr>
-              <w:t>SCIENTIFIC ARTICLES AND PUBLICATIONS (LAST 5 YEARS)</w:t>
+              <w:t>ILMIY MAQOLALAR VA NASHRLAR (SO'NGGI 5 YIL)</w:t>
             </w:r>
           </w:p>
           <w:p>
